--- a/.agents/skills/markdown2docx/references/template.docx
+++ b/.agents/skills/markdown2docx/references/template.docx
@@ -820,7 +820,7 @@
       <w:pPr>
         <w:sectPr>
           <w:footerReference w:type="first" r:id="rId43"/>
-          <w:footerReference w:type="default" r:id="rId45"/>
+          <w:footerReference w:type="default" r:id="rId42"/>
           <w:headerReference w:type="first" r:id="rId41"/>
           <w:headerReference w:type="default" r:id="rId40"/>
           <w:pgSz w:w="11906" w:h="16838"/>
@@ -4779,10 +4779,6 @@
       <w:keepNext/>
       <w:keepLines/>
       <w:outlineLvl w:val="0"/>
-      <w:numPr>
-        <w:ilvl w:val="0"/>
-        <w:numId w:val="1"/>
-      </w:numPr>
       <w:pageBreakBefore/>
       <w:jc w:val="left"/>
     </w:pPr>
@@ -4808,10 +4804,6 @@
       <w:keepNext/>
       <w:keepLines/>
       <w:outlineLvl w:val="1"/>
-      <w:numPr>
-        <w:ilvl w:val="1"/>
-        <w:numId w:val="1"/>
-      </w:numPr>
       <w:jc w:val="left"/>
     </w:pPr>
     <w:rPr>
@@ -4836,10 +4828,6 @@
       <w:keepNext/>
       <w:keepLines/>
       <w:outlineLvl w:val="2"/>
-      <w:numPr>
-        <w:ilvl w:val="2"/>
-        <w:numId w:val="1"/>
-      </w:numPr>
       <w:jc w:val="left"/>
     </w:pPr>
     <w:rPr>
@@ -4864,10 +4852,6 @@
       <w:keepNext/>
       <w:keepLines/>
       <w:outlineLvl w:val="3"/>
-      <w:numPr>
-        <w:ilvl w:val="3"/>
-        <w:numId w:val="1"/>
-      </w:numPr>
       <w:jc w:val="left"/>
     </w:pPr>
     <w:rPr>
@@ -4890,10 +4874,6 @@
       <w:keepNext/>
       <w:keepLines/>
       <w:outlineLvl w:val="4"/>
-      <w:numPr>
-        <w:ilvl w:val="4"/>
-        <w:numId w:val="1"/>
-      </w:numPr>
       <w:jc w:val="left"/>
     </w:pPr>
     <w:rPr>
@@ -4916,10 +4896,6 @@
       <w:keepNext/>
       <w:keepLines/>
       <w:outlineLvl w:val="5"/>
-      <w:numPr>
-        <w:ilvl w:val="5"/>
-        <w:numId w:val="1"/>
-      </w:numPr>
       <w:jc w:val="left"/>
     </w:pPr>
     <w:rPr>
@@ -4948,6 +4924,8 @@
     <w:rPr>
       <w:rFonts w:ascii="Arial" w:hAnsi="Arial" w:eastAsia="MS PGothic" w:cs="Arial"/>
       <w:color w:val="000000"/>
+      <w:sz w:val="20"/>
+      <w:szCs w:val="20"/>
     </w:rPr>
   </w:style>
   <w:style w:styleId="Heading8" w:type="paragraph">
@@ -4971,6 +4949,8 @@
       <w:i/>
       <w:iCs/>
       <w:color w:val="000000"/>
+      <w:sz w:val="20"/>
+      <w:szCs w:val="20"/>
     </w:rPr>
   </w:style>
   <w:style w:styleId="Heading9" w:type="paragraph">
@@ -4992,6 +4972,8 @@
     <w:rPr>
       <w:rFonts w:ascii="Arial" w:hAnsi="Arial" w:eastAsia="MS PGothic" w:cs="Arial"/>
       <w:color w:val="000000"/>
+      <w:sz w:val="20"/>
+      <w:szCs w:val="20"/>
     </w:rPr>
   </w:style>
   <w:style w:customStyle="1" w:styleId="Heading1Char" w:type="character">
@@ -5620,7 +5602,7 @@
       <w:ind w:left="120" w:right="120"/>
     </w:pPr>
     <w:rPr>
-      <w:rFonts w:ascii="Times New Roman" w:hAnsi="Times New Roman" w:eastAsia="MS PMincho" w:cs="Times New Roman"/>
+      <w:rFonts w:ascii="Consolas" w:hAnsi="Consolas" w:eastAsia="MS Gothic" w:cs="Consolas" w:hint="eastAsia"/>
       <w:sz w:val="20"/>
       <w:szCs w:val="20"/>
       <w:color w:val="000000"/>
@@ -5630,7 +5612,7 @@
     <w:name w:val="Verbatim Char"/>
     <w:basedOn w:val="DefaultParagraphFont"/>
     <w:rPr>
-      <w:rFonts w:ascii="Times New Roman" w:hAnsi="Times New Roman" w:eastAsia="MS PMincho" w:cs="Times New Roman"/>
+      <w:rFonts w:ascii="Consolas" w:hAnsi="Consolas" w:eastAsia="MS Gothic" w:cs="Consolas" w:hint="eastAsia"/>
       <w:sz w:val="20"/>
       <w:szCs w:val="20"/>
       <w:color w:val="000000"/>

--- a/.agents/skills/markdown2docx/references/template.docx
+++ b/.agents/skills/markdown2docx/references/template.docx
@@ -824,7 +824,7 @@
           <w:headerReference w:type="first" r:id="rId41"/>
           <w:headerReference w:type="default" r:id="rId40"/>
           <w:pgSz w:w="11906" w:h="16838"/>
-          <w:pgMar w:top="1134" w:right="720" w:bottom="1134" w:left="720" w:header="567" w:footer="567" w:gutter="0"/>
+          <w:pgMar w:top="1440" w:right="1080" w:bottom="1440" w:left="1080" w:header="567" w:footer="567" w:gutter="0"/>
           <w:footnotePr>
             <w:numRestart w:val="eachSect"/>
           </w:footnotePr>
@@ -1065,7 +1065,7 @@
           <w:footerReference w:type="default" r:id="rId42"/>
           <w:headerReference w:type="default" r:id="rId40"/>
           <w:pgSz w:w="11906" w:h="16838"/>
-          <w:pgMar w:top="1134" w:right="720" w:bottom="1134" w:left="720" w:header="567" w:footer="567" w:gutter="0"/>
+          <w:pgMar w:top="1440" w:right="1080" w:bottom="1440" w:left="1080" w:header="567" w:footer="567" w:gutter="0"/>
           <w:footnotePr>
             <w:numRestart w:val="eachSect"/>
           </w:footnotePr>
@@ -1192,7 +1192,7 @@
           <w:footerReference w:type="default" r:id="rId42"/>
           <w:headerReference w:type="default" r:id="rId40"/>
           <w:pgSz w:w="11906" w:h="16838"/>
-          <w:pgMar w:top="1134" w:right="720" w:bottom="1134" w:left="720" w:header="567" w:footer="567" w:gutter="0"/>
+          <w:pgMar w:top="1440" w:right="1080" w:bottom="1440" w:left="1080" w:header="567" w:footer="567" w:gutter="0"/>
           <w:footnotePr>
             <w:numRestart w:val="eachSect"/>
           </w:footnotePr>
@@ -2525,7 +2525,7 @@
           <w:footerReference w:type="default" r:id="rId42"/>
           <w:headerReference w:type="default" r:id="rId40"/>
           <w:pgSz w:w="11906" w:h="16838"/>
-          <w:pgMar w:top="1134" w:right="720" w:bottom="1134" w:left="720" w:header="567" w:footer="567" w:gutter="0"/>
+          <w:pgMar w:top="1440" w:right="1080" w:bottom="1440" w:left="1080" w:header="567" w:footer="567" w:gutter="0"/>
           <w:footnotePr>
             <w:numRestart w:val="eachSect"/>
           </w:footnotePr>
@@ -2913,7 +2913,7 @@
           <w:footerReference w:type="default" r:id="rId42"/>
           <w:headerReference w:type="default" r:id="rId40"/>
           <w:pgSz w:w="11906" w:h="16838"/>
-          <w:pgMar w:top="1134" w:right="720" w:bottom="1134" w:left="720" w:header="567" w:footer="567" w:gutter="0"/>
+          <w:pgMar w:top="1440" w:right="1080" w:bottom="1440" w:left="1080" w:header="567" w:footer="567" w:gutter="0"/>
           <w:footnotePr>
             <w:numRestart w:val="eachSect"/>
           </w:footnotePr>
@@ -3019,7 +3019,7 @@
           <w:footerReference w:type="default" r:id="rId42"/>
           <w:headerReference w:type="default" r:id="rId40"/>
           <w:pgSz w:w="11906" w:h="16838"/>
-          <w:pgMar w:top="1134" w:right="720" w:bottom="1134" w:left="720" w:header="567" w:footer="567" w:gutter="0"/>
+          <w:pgMar w:top="1440" w:right="1080" w:bottom="1440" w:left="1080" w:header="567" w:footer="567" w:gutter="0"/>
           <w:footnotePr>
             <w:numRestart w:val="eachSect"/>
           </w:footnotePr>
@@ -3087,7 +3087,7 @@
           <w:footerReference w:type="default" r:id="rId42"/>
           <w:headerReference w:type="default" r:id="rId40"/>
           <w:pgSz w:w="11906" w:h="16838"/>
-          <w:pgMar w:top="1134" w:right="720" w:bottom="1134" w:left="720" w:header="567" w:footer="567" w:gutter="0"/>
+          <w:pgMar w:top="1440" w:right="1080" w:bottom="1440" w:left="1080" w:header="567" w:footer="567" w:gutter="0"/>
           <w:footnotePr>
             <w:numRestart w:val="eachSect"/>
           </w:footnotePr>
@@ -3204,7 +3204,7 @@
           <w:footerReference w:type="default" r:id="rId42"/>
           <w:headerReference w:type="default" r:id="rId40"/>
           <w:pgSz w:w="11906" w:h="16838"/>
-          <w:pgMar w:top="1134" w:right="720" w:bottom="1134" w:left="720" w:header="567" w:footer="567" w:gutter="0"/>
+          <w:pgMar w:top="1440" w:right="1080" w:bottom="1440" w:left="1080" w:header="567" w:footer="567" w:gutter="0"/>
           <w:footnotePr>
             <w:numRestart w:val="eachSect"/>
           </w:footnotePr>
@@ -3272,7 +3272,7 @@
           <w:footerReference w:type="default" r:id="rId42"/>
           <w:headerReference w:type="default" r:id="rId40"/>
           <w:pgSz w:w="11906" w:h="16838"/>
-          <w:pgMar w:top="1134" w:right="720" w:bottom="1134" w:left="720" w:header="567" w:footer="567" w:gutter="0"/>
+          <w:pgMar w:top="1440" w:right="1080" w:bottom="1440" w:left="1080" w:header="567" w:footer="567" w:gutter="0"/>
           <w:footnotePr>
             <w:numRestart w:val="eachSect"/>
           </w:footnotePr>
@@ -3354,7 +3354,7 @@
           <w:footerReference w:type="default" r:id="rId42"/>
           <w:headerReference w:type="default" r:id="rId40"/>
           <w:pgSz w:w="11906" w:h="16838"/>
-          <w:pgMar w:top="1134" w:right="720" w:bottom="1134" w:left="720" w:header="567" w:footer="567" w:gutter="0"/>
+          <w:pgMar w:top="1440" w:right="1080" w:bottom="1440" w:left="1080" w:header="567" w:footer="567" w:gutter="0"/>
           <w:footnotePr>
             <w:numRestart w:val="eachSect"/>
           </w:footnotePr>
@@ -3418,7 +3418,7 @@
           <w:footerReference w:type="default" r:id="rId42"/>
           <w:headerReference w:type="default" r:id="rId40"/>
           <w:pgSz w:w="11906" w:h="16838"/>
-          <w:pgMar w:top="1134" w:right="720" w:bottom="1134" w:left="720" w:header="567" w:footer="567" w:gutter="0"/>
+          <w:pgMar w:top="1440" w:right="1080" w:bottom="1440" w:left="1080" w:header="567" w:footer="567" w:gutter="0"/>
           <w:footnotePr>
             <w:numRestart w:val="eachSect"/>
           </w:footnotePr>
@@ -3484,7 +3484,7 @@
       <w:footerReference w:type="default" r:id="rId44"/>
       <w:headerReference w:type="default" r:id="rId40"/>
       <w:pgSz w:w="11906" w:h="16838"/>
-      <w:pgMar w:top="1134" w:right="720" w:bottom="1134" w:left="720" w:header="567" w:footer="567" w:gutter="0"/>
+      <w:pgMar w:top="1440" w:right="1080" w:bottom="1440" w:left="1080" w:header="567" w:footer="567" w:gutter="0"/>
       <w:footnotePr>
         <w:numRestart w:val="eachSect"/>
       </w:footnotePr>
@@ -5700,7 +5700,7 @@
     <w:name w:val="TOC 1"/>
     <w:basedOn w:val="Normal"/>
     <w:pPr>
-      <w:spacing w:before="0" w:after="40"/>
+      <w:spacing w:before="0" w:after="0"/>
       <w:ind w:left="0"/>
     </w:pPr>
     <w:rPr>
@@ -5714,7 +5714,7 @@
     <w:name w:val="TOC 2"/>
     <w:basedOn w:val="Normal"/>
     <w:pPr>
-      <w:spacing w:before="0" w:after="40"/>
+      <w:spacing w:before="0" w:after="0"/>
       <w:ind w:left="240"/>
     </w:pPr>
     <w:rPr>
@@ -5728,7 +5728,7 @@
     <w:name w:val="TOC 3"/>
     <w:basedOn w:val="Normal"/>
     <w:pPr>
-      <w:spacing w:before="0" w:after="40"/>
+      <w:spacing w:before="0" w:after="0"/>
       <w:ind w:left="480"/>
     </w:pPr>
     <w:rPr>
@@ -5742,7 +5742,7 @@
     <w:name w:val="TOC 4"/>
     <w:basedOn w:val="Normal"/>
     <w:pPr>
-      <w:spacing w:before="0" w:after="40"/>
+      <w:spacing w:before="0" w:after="0"/>
       <w:ind w:left="720"/>
     </w:pPr>
     <w:rPr>
@@ -5756,7 +5756,7 @@
     <w:name w:val="TOC 5"/>
     <w:basedOn w:val="Normal"/>
     <w:pPr>
-      <w:spacing w:before="0" w:after="40"/>
+      <w:spacing w:before="0" w:after="0"/>
       <w:ind w:left="960"/>
     </w:pPr>
     <w:rPr>
@@ -5770,7 +5770,7 @@
     <w:name w:val="TOC 6"/>
     <w:basedOn w:val="Normal"/>
     <w:pPr>
-      <w:spacing w:before="0" w:after="40"/>
+      <w:spacing w:before="0" w:after="0"/>
       <w:ind w:left="1200"/>
     </w:pPr>
     <w:rPr>

--- a/.agents/skills/markdown2docx/references/template.docx
+++ b/.agents/skills/markdown2docx/references/template.docx
@@ -5222,7 +5222,7 @@
     </w:rPr>
   </w:style>
   <w:style w:customStyle="1" w:styleId="TableCaption" w:type="paragraph">
-    <w:name w:val="表タイトル"/>
+    <w:name w:val="Table Caption"/>
     <w:basedOn w:val="Caption"/>
     <w:pPr>
       <w:keepNext/>
@@ -5233,7 +5233,7 @@
     </w:rPr>
   </w:style>
   <w:style w:customStyle="1" w:styleId="ImageCaption" w:type="paragraph">
-    <w:name w:val="図タイトル"/>
+    <w:name w:val="Image Caption"/>
     <w:basedOn w:val="Caption"/>
     <w:rPr>
       <w:rFonts w:ascii="Arial" w:hAnsi="Arial" w:eastAsia="MS PGothic" w:cs="Arial"/>
